--- a/Docs/д.docx
+++ b/Docs/д.docx
@@ -7,10 +7,10 @@
         <w:pStyle w:val="Heading1"/>
         <w:numPr>
           <w:ilvl w:val="0"/>
-          <w:numId w:val="1"/>
-        </w:numPr>
-        <w:bidi w:val="0"/>
-        <w:spacing w:before="240" w:after="120"/>
+          <w:numId w:val="2"/>
+        </w:numPr>
+        <w:bidi w:val="0"/>
+        <w:spacing w:before="0" w:after="0"/>
         <w:ind w:hanging="0" w:start="0"/>
         <w:jc w:val="start"/>
         <w:rPr/>
@@ -25,9 +25,10 @@
         <w:pStyle w:val="Heading1"/>
         <w:numPr>
           <w:ilvl w:val="0"/>
-          <w:numId w:val="1"/>
-        </w:numPr>
-        <w:bidi w:val="0"/>
+          <w:numId w:val="2"/>
+        </w:numPr>
+        <w:bidi w:val="0"/>
+        <w:spacing w:before="0" w:after="0"/>
         <w:ind w:hanging="0" w:start="0"/>
         <w:jc w:val="start"/>
         <w:rPr/>
@@ -42,13 +43,15 @@
         <w:pStyle w:val="Heading1"/>
         <w:numPr>
           <w:ilvl w:val="0"/>
-          <w:numId w:val="1"/>
-        </w:numPr>
-        <w:bidi w:val="0"/>
-        <w:ind w:hanging="0" w:start="0"/>
-        <w:jc w:val="start"/>
-        <w:rPr>
-          <w:lang w:val="ru-RU"/>
+          <w:numId w:val="2"/>
+        </w:numPr>
+        <w:bidi w:val="0"/>
+        <w:spacing w:before="0" w:after="0"/>
+        <w:ind w:hanging="0" w:start="0"/>
+        <w:jc w:val="start"/>
+        <w:rPr>
+          <w:sz w:val="28"/>
+          <w:szCs w:val="28"/>
         </w:rPr>
       </w:pPr>
       <w:r>
@@ -60,8 +63,8 @@
           <w:smallCaps w:val="false"/>
           <w:color w:val="000000"/>
           <w:spacing w:val="0"/>
-          <w:sz w:val="24"/>
-          <w:szCs w:val="24"/>
+          <w:sz w:val="28"/>
+          <w:szCs w:val="28"/>
           <w:shd w:fill="auto" w:val="clear"/>
           <w:lang w:val="ru-RU"/>
         </w:rPr>
@@ -73,33 +76,41 @@
         <w:pStyle w:val="Heading1"/>
         <w:numPr>
           <w:ilvl w:val="0"/>
-          <w:numId w:val="1"/>
-        </w:numPr>
-        <w:bidi w:val="0"/>
+          <w:numId w:val="2"/>
+        </w:numPr>
+        <w:bidi w:val="0"/>
+        <w:spacing w:before="0" w:after="0"/>
+        <w:ind w:hanging="0" w:start="0"/>
+        <w:jc w:val="start"/>
+        <w:rPr>
+          <w:sz w:val="28"/>
+          <w:szCs w:val="28"/>
+        </w:rPr>
+      </w:pPr>
+      <w:r>
+        <w:rPr>
+          <w:sz w:val="28"/>
+          <w:szCs w:val="28"/>
+        </w:rPr>
+        <w:t>28.04.2026</w:t>
+      </w:r>
+    </w:p>
+    <w:p>
+      <w:pPr>
+        <w:pStyle w:val="Heading1"/>
+        <w:numPr>
+          <w:ilvl w:val="0"/>
+          <w:numId w:val="2"/>
+        </w:numPr>
+        <w:bidi w:val="0"/>
+        <w:spacing w:before="0" w:after="0"/>
         <w:ind w:hanging="0" w:start="0"/>
         <w:jc w:val="start"/>
         <w:rPr/>
       </w:pPr>
       <w:r>
-        <w:rPr/>
-        <w:t>28.04.2026</w:t>
-      </w:r>
-    </w:p>
-    <w:p>
-      <w:pPr>
-        <w:pStyle w:val="Heading1"/>
-        <w:numPr>
-          <w:ilvl w:val="0"/>
-          <w:numId w:val="1"/>
-        </w:numPr>
-        <w:bidi w:val="0"/>
-        <w:ind w:hanging="0" w:start="0"/>
-        <w:jc w:val="start"/>
-        <w:rPr/>
-      </w:pPr>
-      <w:r>
-        <w:rPr>
-          <w:rStyle w:val="user"/>
+        <w:rPr>
+          <w:rStyle w:val="Style6"/>
           <w:rFonts w:ascii="Times New Roman" w:hAnsi="Times New Roman"/>
           <w:b w:val="false"/>
           <w:i w:val="false"/>
@@ -107,8 +118,8 @@
           <w:smallCaps w:val="false"/>
           <w:color w:val="000000"/>
           <w:spacing w:val="0"/>
-          <w:sz w:val="24"/>
-          <w:szCs w:val="24"/>
+          <w:sz w:val="28"/>
+          <w:szCs w:val="28"/>
           <w:shd w:fill="auto" w:val="clear"/>
         </w:rPr>
         <w:t>Доработка тз. Сделан первый макет программы</w:t>
@@ -119,15 +130,22 @@
         <w:pStyle w:val="Heading1"/>
         <w:numPr>
           <w:ilvl w:val="0"/>
-          <w:numId w:val="1"/>
-        </w:numPr>
-        <w:bidi w:val="0"/>
-        <w:ind w:hanging="0" w:start="0"/>
-        <w:jc w:val="start"/>
-        <w:rPr/>
-      </w:pPr>
-      <w:r>
-        <w:rPr/>
+          <w:numId w:val="2"/>
+        </w:numPr>
+        <w:bidi w:val="0"/>
+        <w:spacing w:before="0" w:after="0"/>
+        <w:ind w:hanging="0" w:start="0"/>
+        <w:jc w:val="start"/>
+        <w:rPr>
+          <w:sz w:val="28"/>
+          <w:szCs w:val="28"/>
+        </w:rPr>
+      </w:pPr>
+      <w:r>
+        <w:rPr>
+          <w:sz w:val="28"/>
+          <w:szCs w:val="28"/>
+        </w:rPr>
         <w:t>29.04.2026</w:t>
       </w:r>
     </w:p>
@@ -136,12 +154,16 @@
         <w:pStyle w:val="Heading1"/>
         <w:numPr>
           <w:ilvl w:val="0"/>
-          <w:numId w:val="1"/>
-        </w:numPr>
-        <w:bidi w:val="0"/>
-        <w:ind w:hanging="0" w:start="0"/>
-        <w:jc w:val="start"/>
-        <w:rPr/>
+          <w:numId w:val="2"/>
+        </w:numPr>
+        <w:bidi w:val="0"/>
+        <w:spacing w:before="0" w:after="0"/>
+        <w:ind w:hanging="0" w:start="0"/>
+        <w:jc w:val="start"/>
+        <w:rPr>
+          <w:sz w:val="28"/>
+          <w:szCs w:val="28"/>
+        </w:rPr>
       </w:pPr>
       <w:r>
         <w:rPr>
@@ -152,8 +174,8 @@
           <w:smallCaps w:val="false"/>
           <w:color w:val="000000"/>
           <w:spacing w:val="0"/>
-          <w:sz w:val="24"/>
-          <w:szCs w:val="24"/>
+          <w:sz w:val="28"/>
+          <w:szCs w:val="28"/>
           <w:shd w:fill="auto" w:val="clear"/>
         </w:rPr>
         <w:t>Сделанный базовый вид приложения, сделан модуль тарнзакций</w:t>
@@ -164,15 +186,22 @@
         <w:pStyle w:val="Heading1"/>
         <w:numPr>
           <w:ilvl w:val="0"/>
-          <w:numId w:val="1"/>
-        </w:numPr>
-        <w:bidi w:val="0"/>
-        <w:ind w:hanging="0" w:start="0"/>
-        <w:jc w:val="start"/>
-        <w:rPr/>
-      </w:pPr>
-      <w:r>
-        <w:rPr/>
+          <w:numId w:val="2"/>
+        </w:numPr>
+        <w:bidi w:val="0"/>
+        <w:spacing w:before="0" w:after="0"/>
+        <w:ind w:hanging="0" w:start="0"/>
+        <w:jc w:val="start"/>
+        <w:rPr>
+          <w:sz w:val="28"/>
+          <w:szCs w:val="28"/>
+        </w:rPr>
+      </w:pPr>
+      <w:r>
+        <w:rPr>
+          <w:sz w:val="28"/>
+          <w:szCs w:val="28"/>
+        </w:rPr>
         <w:t>30.04.2026</w:t>
       </w:r>
     </w:p>
@@ -181,12 +210,16 @@
         <w:pStyle w:val="Heading1"/>
         <w:numPr>
           <w:ilvl w:val="0"/>
-          <w:numId w:val="1"/>
-        </w:numPr>
-        <w:bidi w:val="0"/>
-        <w:ind w:hanging="0" w:start="0"/>
-        <w:jc w:val="start"/>
-        <w:rPr/>
+          <w:numId w:val="2"/>
+        </w:numPr>
+        <w:bidi w:val="0"/>
+        <w:spacing w:before="0" w:after="0"/>
+        <w:ind w:hanging="0" w:start="0"/>
+        <w:jc w:val="start"/>
+        <w:rPr>
+          <w:sz w:val="28"/>
+          <w:szCs w:val="28"/>
+        </w:rPr>
       </w:pPr>
       <w:r>
         <w:rPr>
@@ -197,8 +230,8 @@
           <w:smallCaps w:val="false"/>
           <w:color w:val="000000"/>
           <w:spacing w:val="0"/>
-          <w:sz w:val="24"/>
-          <w:szCs w:val="24"/>
+          <w:sz w:val="28"/>
+          <w:szCs w:val="28"/>
           <w:shd w:fill="auto" w:val="clear"/>
         </w:rPr>
         <w:t xml:space="preserve">Добавление БД, </w:t>
@@ -212,8 +245,8 @@
           <w:smallCaps w:val="false"/>
           <w:color w:val="000000"/>
           <w:spacing w:val="0"/>
-          <w:sz w:val="24"/>
-          <w:szCs w:val="24"/>
+          <w:sz w:val="28"/>
+          <w:szCs w:val="28"/>
           <w:shd w:fill="auto" w:val="clear"/>
           <w:lang w:val="en-US"/>
         </w:rPr>
@@ -228,8 +261,8 @@
           <w:smallCaps w:val="false"/>
           <w:color w:val="000000"/>
           <w:spacing w:val="0"/>
-          <w:sz w:val="24"/>
-          <w:szCs w:val="24"/>
+          <w:sz w:val="28"/>
+          <w:szCs w:val="28"/>
           <w:shd w:fill="auto" w:val="clear"/>
           <w:lang w:val="ru-RU"/>
         </w:rPr>
@@ -241,15 +274,22 @@
         <w:pStyle w:val="Heading1"/>
         <w:numPr>
           <w:ilvl w:val="0"/>
-          <w:numId w:val="1"/>
-        </w:numPr>
-        <w:bidi w:val="0"/>
-        <w:ind w:hanging="0" w:start="0"/>
-        <w:jc w:val="start"/>
-        <w:rPr/>
-      </w:pPr>
-      <w:r>
-        <w:rPr/>
+          <w:numId w:val="2"/>
+        </w:numPr>
+        <w:bidi w:val="0"/>
+        <w:spacing w:before="0" w:after="0"/>
+        <w:ind w:hanging="0" w:start="0"/>
+        <w:jc w:val="start"/>
+        <w:rPr>
+          <w:sz w:val="28"/>
+          <w:szCs w:val="28"/>
+        </w:rPr>
+      </w:pPr>
+      <w:r>
+        <w:rPr>
+          <w:sz w:val="28"/>
+          <w:szCs w:val="28"/>
+        </w:rPr>
         <w:t>01.05.2026</w:t>
       </w:r>
     </w:p>
@@ -258,12 +298,16 @@
         <w:pStyle w:val="Heading1"/>
         <w:numPr>
           <w:ilvl w:val="0"/>
-          <w:numId w:val="1"/>
-        </w:numPr>
-        <w:bidi w:val="0"/>
-        <w:ind w:hanging="0" w:start="0"/>
-        <w:jc w:val="start"/>
-        <w:rPr/>
+          <w:numId w:val="2"/>
+        </w:numPr>
+        <w:bidi w:val="0"/>
+        <w:spacing w:before="0" w:after="0"/>
+        <w:ind w:hanging="0" w:start="0"/>
+        <w:jc w:val="start"/>
+        <w:rPr>
+          <w:sz w:val="28"/>
+          <w:szCs w:val="28"/>
+        </w:rPr>
       </w:pPr>
       <w:r>
         <w:rPr>
@@ -274,8 +318,8 @@
           <w:smallCaps w:val="false"/>
           <w:color w:val="000000"/>
           <w:spacing w:val="0"/>
-          <w:sz w:val="24"/>
-          <w:szCs w:val="24"/>
+          <w:sz w:val="28"/>
+          <w:szCs w:val="28"/>
           <w:shd w:fill="auto" w:val="clear"/>
         </w:rPr>
         <w:t>Изменения в структуре БД и в приложение</w:t>
@@ -286,15 +330,22 @@
         <w:pStyle w:val="Heading1"/>
         <w:numPr>
           <w:ilvl w:val="0"/>
-          <w:numId w:val="0"/>
-        </w:numPr>
-        <w:bidi w:val="0"/>
-        <w:ind w:hanging="0" w:start="0"/>
-        <w:jc w:val="start"/>
-        <w:rPr/>
-      </w:pPr>
-      <w:r>
-        <w:rPr/>
+          <w:numId w:val="2"/>
+        </w:numPr>
+        <w:bidi w:val="0"/>
+        <w:spacing w:before="0" w:after="0"/>
+        <w:ind w:hanging="0" w:start="0"/>
+        <w:jc w:val="start"/>
+        <w:rPr>
+          <w:sz w:val="28"/>
+          <w:szCs w:val="28"/>
+        </w:rPr>
+      </w:pPr>
+      <w:r>
+        <w:rPr>
+          <w:sz w:val="28"/>
+          <w:szCs w:val="28"/>
+        </w:rPr>
         <w:t>04.05.2026</w:t>
       </w:r>
     </w:p>
@@ -303,12 +354,16 @@
         <w:pStyle w:val="Heading1"/>
         <w:numPr>
           <w:ilvl w:val="0"/>
-          <w:numId w:val="1"/>
-        </w:numPr>
-        <w:bidi w:val="0"/>
-        <w:ind w:hanging="0" w:start="0"/>
-        <w:jc w:val="start"/>
-        <w:rPr/>
+          <w:numId w:val="2"/>
+        </w:numPr>
+        <w:bidi w:val="0"/>
+        <w:spacing w:before="0" w:after="0"/>
+        <w:ind w:hanging="0" w:start="0"/>
+        <w:jc w:val="start"/>
+        <w:rPr>
+          <w:sz w:val="28"/>
+          <w:szCs w:val="28"/>
+        </w:rPr>
       </w:pPr>
       <w:r>
         <w:rPr>
@@ -319,8 +374,8 @@
           <w:smallCaps w:val="false"/>
           <w:color w:val="000000"/>
           <w:spacing w:val="0"/>
-          <w:sz w:val="24"/>
-          <w:szCs w:val="24"/>
+          <w:sz w:val="28"/>
+          <w:szCs w:val="28"/>
           <w:shd w:fill="auto" w:val="clear"/>
         </w:rPr>
         <w:t>Сделан интерфесй модуля транзакций, Начата работа над статистикой</w:t>
@@ -331,15 +386,22 @@
         <w:pStyle w:val="Heading1"/>
         <w:numPr>
           <w:ilvl w:val="0"/>
-          <w:numId w:val="1"/>
-        </w:numPr>
-        <w:bidi w:val="0"/>
-        <w:ind w:hanging="0" w:start="0"/>
-        <w:jc w:val="start"/>
-        <w:rPr/>
-      </w:pPr>
-      <w:r>
-        <w:rPr/>
+          <w:numId w:val="2"/>
+        </w:numPr>
+        <w:bidi w:val="0"/>
+        <w:spacing w:before="0" w:after="0"/>
+        <w:ind w:hanging="0" w:start="0"/>
+        <w:jc w:val="start"/>
+        <w:rPr>
+          <w:sz w:val="28"/>
+          <w:szCs w:val="28"/>
+        </w:rPr>
+      </w:pPr>
+      <w:r>
+        <w:rPr>
+          <w:sz w:val="28"/>
+          <w:szCs w:val="28"/>
+        </w:rPr>
         <w:t>05.05.2026</w:t>
       </w:r>
     </w:p>
@@ -348,11 +410,18 @@
         <w:pStyle w:val="Heading1"/>
         <w:numPr>
           <w:ilvl w:val="0"/>
-          <w:numId w:val="1"/>
-        </w:numPr>
-        <w:bidi w:val="0"/>
-        <w:ind w:hanging="0" w:start="0"/>
-        <w:jc w:val="start"/>
+          <w:numId w:val="2"/>
+        </w:numPr>
+        <w:bidi w:val="0"/>
+        <w:spacing w:before="0" w:after="0"/>
+        <w:ind w:hanging="0" w:start="0"/>
+        <w:jc w:val="start"/>
+        <w:rPr>
+          <w:sz w:val="28"/>
+          <w:szCs w:val="28"/>
+        </w:rPr>
+      </w:pPr>
+      <w:r>
         <w:rPr>
           <w:rFonts w:ascii="Times New Roman" w:hAnsi="Times New Roman"/>
           <w:b w:val="false"/>
@@ -361,12 +430,12 @@
           <w:smallCaps w:val="false"/>
           <w:color w:val="000000"/>
           <w:spacing w:val="0"/>
-          <w:sz w:val="24"/>
-          <w:szCs w:val="24"/>
-          <w:highlight w:val="none"/>
+          <w:sz w:val="28"/>
+          <w:szCs w:val="28"/>
           <w:shd w:fill="auto" w:val="clear"/>
         </w:rPr>
-      </w:pPr>
+        <w:t xml:space="preserve">Модуль статистики и </w:t>
+      </w:r>
       <w:r>
         <w:rPr>
           <w:rFonts w:ascii="Times New Roman" w:hAnsi="Times New Roman"/>
@@ -376,11 +445,12 @@
           <w:smallCaps w:val="false"/>
           <w:color w:val="000000"/>
           <w:spacing w:val="0"/>
-          <w:sz w:val="24"/>
-          <w:szCs w:val="24"/>
+          <w:sz w:val="28"/>
+          <w:szCs w:val="28"/>
           <w:shd w:fill="auto" w:val="clear"/>
-        </w:rPr>
-        <w:t xml:space="preserve">Модуль статистики и </w:t>
+          <w:lang w:val="en-US"/>
+        </w:rPr>
+        <w:t xml:space="preserve">ui </w:t>
       </w:r>
       <w:r>
         <w:rPr>
@@ -391,12 +461,12 @@
           <w:smallCaps w:val="false"/>
           <w:color w:val="000000"/>
           <w:spacing w:val="0"/>
-          <w:sz w:val="24"/>
-          <w:szCs w:val="24"/>
+          <w:sz w:val="28"/>
+          <w:szCs w:val="28"/>
           <w:shd w:fill="auto" w:val="clear"/>
-          <w:lang w:val="en-US"/>
-        </w:rPr>
-        <w:t xml:space="preserve">ui </w:t>
+          <w:lang w:val="ru-RU"/>
+        </w:rPr>
+        <w:t>доработаны, добавлен интерфейс</w:t>
       </w:r>
       <w:r>
         <w:rPr>
@@ -407,13 +477,53 @@
           <w:smallCaps w:val="false"/>
           <w:color w:val="000000"/>
           <w:spacing w:val="0"/>
-          <w:sz w:val="24"/>
-          <w:szCs w:val="24"/>
+          <w:sz w:val="28"/>
+          <w:szCs w:val="28"/>
           <w:shd w:fill="auto" w:val="clear"/>
-          <w:lang w:val="ru-RU"/>
-        </w:rPr>
-        <w:t>доработаны, добавлен интерфейс</w:t>
-      </w:r>
+        </w:rPr>
+        <w:br/>
+      </w:r>
+    </w:p>
+    <w:p>
+      <w:pPr>
+        <w:pStyle w:val="Heading1"/>
+        <w:numPr>
+          <w:ilvl w:val="0"/>
+          <w:numId w:val="2"/>
+        </w:numPr>
+        <w:bidi w:val="0"/>
+        <w:spacing w:before="0" w:after="0"/>
+        <w:ind w:hanging="0" w:start="0"/>
+        <w:jc w:val="start"/>
+        <w:rPr>
+          <w:sz w:val="28"/>
+          <w:szCs w:val="28"/>
+        </w:rPr>
+      </w:pPr>
+      <w:r>
+        <w:rPr>
+          <w:sz w:val="28"/>
+          <w:szCs w:val="28"/>
+        </w:rPr>
+        <w:t>06.05.2026</w:t>
+      </w:r>
+    </w:p>
+    <w:p>
+      <w:pPr>
+        <w:pStyle w:val="Heading1"/>
+        <w:numPr>
+          <w:ilvl w:val="0"/>
+          <w:numId w:val="2"/>
+        </w:numPr>
+        <w:bidi w:val="0"/>
+        <w:spacing w:before="0" w:after="0"/>
+        <w:ind w:hanging="0" w:start="0"/>
+        <w:jc w:val="start"/>
+        <w:rPr>
+          <w:sz w:val="28"/>
+          <w:szCs w:val="28"/>
+        </w:rPr>
+      </w:pPr>
       <w:r>
         <w:rPr>
           <w:rFonts w:ascii="Times New Roman" w:hAnsi="Times New Roman"/>
@@ -423,41 +533,52 @@
           <w:smallCaps w:val="false"/>
           <w:color w:val="000000"/>
           <w:spacing w:val="0"/>
-          <w:sz w:val="24"/>
-          <w:szCs w:val="24"/>
+          <w:sz w:val="28"/>
+          <w:szCs w:val="28"/>
           <w:shd w:fill="auto" w:val="clear"/>
         </w:rPr>
-        <w:br/>
-      </w:r>
-    </w:p>
-    <w:p>
-      <w:pPr>
-        <w:pStyle w:val="Heading1"/>
-        <w:numPr>
-          <w:ilvl w:val="0"/>
-          <w:numId w:val="1"/>
-        </w:numPr>
-        <w:bidi w:val="0"/>
-        <w:ind w:hanging="0" w:start="0"/>
-        <w:jc w:val="start"/>
-        <w:rPr/>
-      </w:pPr>
-      <w:r>
-        <w:rPr/>
-        <w:t>06.05.2026</w:t>
-      </w:r>
-    </w:p>
-    <w:p>
-      <w:pPr>
-        <w:pStyle w:val="Heading1"/>
-        <w:numPr>
-          <w:ilvl w:val="0"/>
-          <w:numId w:val="1"/>
-        </w:numPr>
-        <w:bidi w:val="0"/>
-        <w:ind w:hanging="0" w:start="0"/>
-        <w:jc w:val="start"/>
-        <w:rPr/>
+        <w:t>Тестирование приложения и бд, внос исправлений</w:t>
+      </w:r>
+    </w:p>
+    <w:p>
+      <w:pPr>
+        <w:pStyle w:val="Heading1"/>
+        <w:numPr>
+          <w:ilvl w:val="0"/>
+          <w:numId w:val="2"/>
+        </w:numPr>
+        <w:bidi w:val="0"/>
+        <w:spacing w:before="0" w:after="0"/>
+        <w:ind w:hanging="0" w:start="0"/>
+        <w:jc w:val="start"/>
+        <w:rPr>
+          <w:sz w:val="28"/>
+          <w:szCs w:val="28"/>
+        </w:rPr>
+      </w:pPr>
+      <w:r>
+        <w:rPr>
+          <w:sz w:val="28"/>
+          <w:szCs w:val="28"/>
+        </w:rPr>
+        <w:t>07.05.2026</w:t>
+      </w:r>
+    </w:p>
+    <w:p>
+      <w:pPr>
+        <w:pStyle w:val="Heading1"/>
+        <w:numPr>
+          <w:ilvl w:val="0"/>
+          <w:numId w:val="2"/>
+        </w:numPr>
+        <w:bidi w:val="0"/>
+        <w:spacing w:before="0" w:after="0"/>
+        <w:ind w:hanging="0" w:start="0"/>
+        <w:jc w:val="start"/>
+        <w:rPr>
+          <w:sz w:val="28"/>
+          <w:szCs w:val="28"/>
+        </w:rPr>
       </w:pPr>
       <w:r>
         <w:rPr>
@@ -468,41 +589,52 @@
           <w:smallCaps w:val="false"/>
           <w:color w:val="000000"/>
           <w:spacing w:val="0"/>
-          <w:sz w:val="24"/>
-          <w:szCs w:val="24"/>
+          <w:sz w:val="28"/>
+          <w:szCs w:val="28"/>
           <w:shd w:fill="auto" w:val="clear"/>
         </w:rPr>
-        <w:t>Тестирование приложения и бд, внос исправлений</w:t>
-      </w:r>
-    </w:p>
-    <w:p>
-      <w:pPr>
-        <w:pStyle w:val="Heading1"/>
-        <w:numPr>
-          <w:ilvl w:val="0"/>
-          <w:numId w:val="1"/>
-        </w:numPr>
-        <w:bidi w:val="0"/>
-        <w:ind w:hanging="0" w:start="0"/>
-        <w:jc w:val="start"/>
-        <w:rPr/>
-      </w:pPr>
-      <w:r>
-        <w:rPr/>
-        <w:t>07.05.2026</w:t>
-      </w:r>
-    </w:p>
-    <w:p>
-      <w:pPr>
-        <w:pStyle w:val="Heading1"/>
-        <w:numPr>
-          <w:ilvl w:val="0"/>
-          <w:numId w:val="1"/>
-        </w:numPr>
-        <w:bidi w:val="0"/>
-        <w:ind w:hanging="0" w:start="0"/>
-        <w:jc w:val="start"/>
-        <w:rPr/>
+        <w:t>Оканчание тестирования. Офармление оставшеся документации</w:t>
+      </w:r>
+    </w:p>
+    <w:p>
+      <w:pPr>
+        <w:pStyle w:val="Heading1"/>
+        <w:numPr>
+          <w:ilvl w:val="0"/>
+          <w:numId w:val="2"/>
+        </w:numPr>
+        <w:bidi w:val="0"/>
+        <w:spacing w:before="0" w:after="0"/>
+        <w:ind w:hanging="0" w:start="0"/>
+        <w:jc w:val="start"/>
+        <w:rPr>
+          <w:sz w:val="28"/>
+          <w:szCs w:val="28"/>
+        </w:rPr>
+      </w:pPr>
+      <w:r>
+        <w:rPr>
+          <w:sz w:val="28"/>
+          <w:szCs w:val="28"/>
+        </w:rPr>
+        <w:t>08.05.2026</w:t>
+      </w:r>
+    </w:p>
+    <w:p>
+      <w:pPr>
+        <w:pStyle w:val="Heading1"/>
+        <w:numPr>
+          <w:ilvl w:val="0"/>
+          <w:numId w:val="2"/>
+        </w:numPr>
+        <w:bidi w:val="0"/>
+        <w:spacing w:before="0" w:after="0"/>
+        <w:ind w:hanging="0" w:start="0"/>
+        <w:jc w:val="start"/>
+        <w:rPr>
+          <w:sz w:val="28"/>
+          <w:szCs w:val="28"/>
+        </w:rPr>
       </w:pPr>
       <w:r>
         <w:rPr>
@@ -513,55 +645,10 @@
           <w:smallCaps w:val="false"/>
           <w:color w:val="000000"/>
           <w:spacing w:val="0"/>
-          <w:sz w:val="24"/>
-          <w:szCs w:val="24"/>
+          <w:sz w:val="28"/>
+          <w:szCs w:val="28"/>
           <w:shd w:fill="auto" w:val="clear"/>
         </w:rPr>
-        <w:t>Оканчание тестирования. Офармление оставшеся документации</w:t>
-      </w:r>
-    </w:p>
-    <w:p>
-      <w:pPr>
-        <w:pStyle w:val="Heading1"/>
-        <w:numPr>
-          <w:ilvl w:val="0"/>
-          <w:numId w:val="1"/>
-        </w:numPr>
-        <w:bidi w:val="0"/>
-        <w:ind w:hanging="0" w:start="0"/>
-        <w:jc w:val="start"/>
-        <w:rPr/>
-      </w:pPr>
-      <w:r>
-        <w:rPr/>
-        <w:t>08.05.2026</w:t>
-      </w:r>
-    </w:p>
-    <w:p>
-      <w:pPr>
-        <w:pStyle w:val="Heading1"/>
-        <w:numPr>
-          <w:ilvl w:val="0"/>
-          <w:numId w:val="1"/>
-        </w:numPr>
-        <w:bidi w:val="0"/>
-        <w:ind w:hanging="0" w:start="0"/>
-        <w:jc w:val="start"/>
-        <w:rPr/>
-      </w:pPr>
-      <w:r>
-        <w:rPr>
-          <w:rFonts w:ascii="Times New Roman" w:hAnsi="Times New Roman"/>
-          <w:b w:val="false"/>
-          <w:i w:val="false"/>
-          <w:caps w:val="false"/>
-          <w:smallCaps w:val="false"/>
-          <w:color w:val="000000"/>
-          <w:spacing w:val="0"/>
-          <w:sz w:val="24"/>
-          <w:szCs w:val="24"/>
-          <w:shd w:fill="auto" w:val="clear"/>
-        </w:rPr>
         <w:t>Подгатовка к сдаче проэкта</w:t>
       </w:r>
     </w:p>
@@ -570,16 +657,22 @@
         <w:pStyle w:val="Heading1"/>
         <w:numPr>
           <w:ilvl w:val="0"/>
-          <w:numId w:val="1"/>
-        </w:numPr>
-        <w:bidi w:val="0"/>
-        <w:spacing w:before="240" w:after="120"/>
-        <w:ind w:hanging="0" w:start="0"/>
-        <w:jc w:val="start"/>
-        <w:rPr/>
-      </w:pPr>
-      <w:r>
-        <w:rPr/>
+          <w:numId w:val="2"/>
+        </w:numPr>
+        <w:bidi w:val="0"/>
+        <w:spacing w:before="0" w:after="0"/>
+        <w:ind w:hanging="0" w:start="0"/>
+        <w:jc w:val="start"/>
+        <w:rPr>
+          <w:sz w:val="28"/>
+          <w:szCs w:val="28"/>
+        </w:rPr>
+      </w:pPr>
+      <w:r>
+        <w:rPr>
+          <w:sz w:val="28"/>
+          <w:szCs w:val="28"/>
+        </w:rPr>
       </w:r>
     </w:p>
     <w:sectPr>
@@ -610,7 +703,6 @@
         </w:tabs>
         <w:ind w:start="0" w:hanging="0"/>
       </w:pPr>
-      <w:rPr/>
     </w:lvl>
     <w:lvl w:ilvl="1">
       <w:start w:val="1"/>
@@ -624,7 +716,6 @@
         </w:tabs>
         <w:ind w:start="0" w:hanging="0"/>
       </w:pPr>
-      <w:rPr/>
     </w:lvl>
     <w:lvl w:ilvl="2">
       <w:start w:val="1"/>
@@ -638,7 +729,6 @@
         </w:tabs>
         <w:ind w:start="0" w:hanging="0"/>
       </w:pPr>
-      <w:rPr/>
     </w:lvl>
     <w:lvl w:ilvl="3">
       <w:start w:val="1"/>
@@ -652,7 +742,6 @@
         </w:tabs>
         <w:ind w:start="0" w:hanging="0"/>
       </w:pPr>
-      <w:rPr/>
     </w:lvl>
     <w:lvl w:ilvl="4">
       <w:start w:val="1"/>
@@ -666,7 +755,6 @@
         </w:tabs>
         <w:ind w:start="0" w:hanging="0"/>
       </w:pPr>
-      <w:rPr/>
     </w:lvl>
     <w:lvl w:ilvl="5">
       <w:start w:val="1"/>
@@ -680,7 +768,6 @@
         </w:tabs>
         <w:ind w:start="0" w:hanging="0"/>
       </w:pPr>
-      <w:rPr/>
     </w:lvl>
     <w:lvl w:ilvl="6">
       <w:start w:val="1"/>
@@ -694,7 +781,6 @@
         </w:tabs>
         <w:ind w:start="0" w:hanging="0"/>
       </w:pPr>
-      <w:rPr/>
     </w:lvl>
     <w:lvl w:ilvl="7">
       <w:start w:val="1"/>
@@ -708,7 +794,6 @@
         </w:tabs>
         <w:ind w:start="0" w:hanging="0"/>
       </w:pPr>
-      <w:rPr/>
     </w:lvl>
     <w:lvl w:ilvl="8">
       <w:start w:val="1"/>
@@ -722,7 +807,6 @@
         </w:tabs>
         <w:ind w:start="0" w:hanging="0"/>
       </w:pPr>
-      <w:rPr/>
     </w:lvl>
   </w:abstractNum>
   <w:abstractNum w:abstractNumId="2">
@@ -738,6 +822,7 @@
         </w:tabs>
         <w:ind w:start="0" w:hanging="0"/>
       </w:pPr>
+      <w:rPr/>
     </w:lvl>
     <w:lvl w:ilvl="1">
       <w:start w:val="1"/>
@@ -751,6 +836,7 @@
         </w:tabs>
         <w:ind w:start="0" w:hanging="0"/>
       </w:pPr>
+      <w:rPr/>
     </w:lvl>
     <w:lvl w:ilvl="2">
       <w:start w:val="1"/>
@@ -764,6 +850,7 @@
         </w:tabs>
         <w:ind w:start="0" w:hanging="0"/>
       </w:pPr>
+      <w:rPr/>
     </w:lvl>
     <w:lvl w:ilvl="3">
       <w:start w:val="1"/>
@@ -777,6 +864,7 @@
         </w:tabs>
         <w:ind w:start="0" w:hanging="0"/>
       </w:pPr>
+      <w:rPr/>
     </w:lvl>
     <w:lvl w:ilvl="4">
       <w:start w:val="1"/>
@@ -790,6 +878,7 @@
         </w:tabs>
         <w:ind w:start="0" w:hanging="0"/>
       </w:pPr>
+      <w:rPr/>
     </w:lvl>
     <w:lvl w:ilvl="5">
       <w:start w:val="1"/>
@@ -803,6 +892,7 @@
         </w:tabs>
         <w:ind w:start="0" w:hanging="0"/>
       </w:pPr>
+      <w:rPr/>
     </w:lvl>
     <w:lvl w:ilvl="6">
       <w:start w:val="1"/>
@@ -816,6 +906,7 @@
         </w:tabs>
         <w:ind w:start="0" w:hanging="0"/>
       </w:pPr>
+      <w:rPr/>
     </w:lvl>
     <w:lvl w:ilvl="7">
       <w:start w:val="1"/>
@@ -829,6 +920,7 @@
         </w:tabs>
         <w:ind w:start="0" w:hanging="0"/>
       </w:pPr>
+      <w:rPr/>
     </w:lvl>
     <w:lvl w:ilvl="8">
       <w:start w:val="1"/>
@@ -842,6 +934,7 @@
         </w:tabs>
         <w:ind w:start="0" w:hanging="0"/>
       </w:pPr>
+      <w:rPr/>
     </w:lvl>
   </w:abstractNum>
   <w:num w:numId="1">
@@ -892,13 +985,13 @@
   </w:style>
   <w:style w:type="paragraph" w:styleId="Heading1">
     <w:name w:val="heading 1"/>
-    <w:basedOn w:val="user1"/>
+    <w:basedOn w:val="Style8"/>
     <w:next w:val="BodyText"/>
     <w:qFormat/>
     <w:pPr>
       <w:numPr>
         <w:ilvl w:val="0"/>
-        <w:numId w:val="1"/>
+        <w:numId w:val="2"/>
       </w:numPr>
       <w:spacing w:before="240" w:after="120"/>
       <w:outlineLvl w:val="0"/>
@@ -912,7 +1005,7 @@
   </w:style>
   <w:style w:type="paragraph" w:styleId="Heading2">
     <w:name w:val="heading 2"/>
-    <w:basedOn w:val="user1"/>
+    <w:basedOn w:val="Style8"/>
     <w:next w:val="BodyText"/>
     <w:qFormat/>
     <w:pPr>
@@ -929,7 +1022,7 @@
   </w:style>
   <w:style w:type="paragraph" w:styleId="Heading3">
     <w:name w:val="heading 3"/>
-    <w:basedOn w:val="user1"/>
+    <w:basedOn w:val="Style8"/>
     <w:next w:val="BodyText"/>
     <w:qFormat/>
     <w:pPr>
@@ -946,13 +1039,13 @@
   </w:style>
   <w:style w:type="paragraph" w:styleId="Heading4">
     <w:name w:val="heading 4"/>
-    <w:basedOn w:val="user1"/>
+    <w:basedOn w:val="Style8"/>
     <w:next w:val="BodyText"/>
     <w:qFormat/>
     <w:pPr>
       <w:numPr>
         <w:ilvl w:val="3"/>
-        <w:numId w:val="1"/>
+        <w:numId w:val="2"/>
       </w:numPr>
       <w:spacing w:before="120" w:after="120"/>
       <w:outlineLvl w:val="3"/>
@@ -968,13 +1061,13 @@
   </w:style>
   <w:style w:type="paragraph" w:styleId="Heading5">
     <w:name w:val="heading 5"/>
-    <w:basedOn w:val="user1"/>
+    <w:basedOn w:val="Style8"/>
     <w:next w:val="BodyText"/>
     <w:qFormat/>
     <w:pPr>
       <w:numPr>
         <w:ilvl w:val="4"/>
-        <w:numId w:val="1"/>
+        <w:numId w:val="2"/>
       </w:numPr>
       <w:spacing w:before="120" w:after="60"/>
       <w:outlineLvl w:val="4"/>
@@ -988,13 +1081,13 @@
   </w:style>
   <w:style w:type="paragraph" w:styleId="Heading6">
     <w:name w:val="heading 6"/>
-    <w:basedOn w:val="user1"/>
+    <w:basedOn w:val="Style8"/>
     <w:next w:val="BodyText"/>
     <w:qFormat/>
     <w:pPr>
       <w:numPr>
         <w:ilvl w:val="5"/>
-        <w:numId w:val="1"/>
+        <w:numId w:val="2"/>
       </w:numPr>
       <w:spacing w:before="60" w:after="60"/>
       <w:outlineLvl w:val="5"/>
@@ -1010,13 +1103,13 @@
   </w:style>
   <w:style w:type="paragraph" w:styleId="Heading7">
     <w:name w:val="heading 7"/>
-    <w:basedOn w:val="user1"/>
+    <w:basedOn w:val="Style8"/>
     <w:next w:val="BodyText"/>
     <w:qFormat/>
     <w:pPr>
       <w:numPr>
         <w:ilvl w:val="6"/>
-        <w:numId w:val="1"/>
+        <w:numId w:val="2"/>
       </w:numPr>
       <w:spacing w:before="60" w:after="60"/>
       <w:outlineLvl w:val="6"/>
@@ -1030,13 +1123,13 @@
   </w:style>
   <w:style w:type="paragraph" w:styleId="Heading9">
     <w:name w:val="heading 9"/>
-    <w:basedOn w:val="user1"/>
+    <w:basedOn w:val="Style8"/>
     <w:next w:val="BodyText"/>
     <w:qFormat/>
     <w:pPr>
       <w:numPr>
         <w:ilvl w:val="8"/>
-        <w:numId w:val="1"/>
+        <w:numId w:val="2"/>
       </w:numPr>
       <w:spacing w:before="60" w:after="60"/>
       <w:outlineLvl w:val="8"/>
@@ -1056,8 +1149,8 @@
       <w:bCs/>
     </w:rPr>
   </w:style>
-  <w:style w:type="character" w:styleId="user">
-    <w:name w:val="Исходный текст (user)"/>
+  <w:style w:type="character" w:styleId="Style6">
+    <w:name w:val="Исходный текст"/>
     <w:qFormat/>
     <w:rPr>
       <w:rFonts w:ascii="Liberation Mono" w:hAnsi="Liberation Mono" w:eastAsia="NSimSun" w:cs="Liberation Mono"/>
@@ -1071,7 +1164,14 @@
       <w:iCs/>
     </w:rPr>
   </w:style>
-  <w:style w:type="paragraph" w:styleId="Style6">
+  <w:style w:type="character" w:styleId="Style7">
+    <w:name w:val="Маркеры"/>
+    <w:qFormat/>
+    <w:rPr>
+      <w:rFonts w:ascii="OpenSymbol" w:hAnsi="OpenSymbol" w:eastAsia="OpenSymbol" w:cs="OpenSymbol"/>
+    </w:rPr>
+  </w:style>
+  <w:style w:type="paragraph" w:styleId="Style8">
     <w:name w:val="Заголовок"/>
     <w:basedOn w:val="Normal"/>
     <w:next w:val="BodyText"/>
@@ -1118,7 +1218,7 @@
       <w:szCs w:val="24"/>
     </w:rPr>
   </w:style>
-  <w:style w:type="paragraph" w:styleId="Style7">
+  <w:style w:type="paragraph" w:styleId="Style9">
     <w:name w:val="Указатель"/>
     <w:basedOn w:val="Normal"/>
     <w:qFormat/>
@@ -1129,7 +1229,7 @@
       <w:rFonts w:cs="Arial"/>
     </w:rPr>
   </w:style>
-  <w:style w:type="paragraph" w:styleId="user1">
+  <w:style w:type="paragraph" w:styleId="user">
     <w:name w:val="Заголовок (user)"/>
     <w:basedOn w:val="Normal"/>
     <w:next w:val="BodyText"/>
@@ -1144,7 +1244,7 @@
       <w:szCs w:val="28"/>
     </w:rPr>
   </w:style>
-  <w:style w:type="paragraph" w:styleId="user2">
+  <w:style w:type="paragraph" w:styleId="user1">
     <w:name w:val="Указатель (user)"/>
     <w:basedOn w:val="Normal"/>
     <w:qFormat/>
@@ -1155,8 +1255,8 @@
       <w:rFonts w:cs="Arial"/>
     </w:rPr>
   </w:style>
-  <w:style w:type="paragraph" w:styleId="user3">
-    <w:name w:val="Горизонтальная линия (user)"/>
+  <w:style w:type="paragraph" w:styleId="Style10">
+    <w:name w:val="Горизонтальная линия"/>
     <w:basedOn w:val="Normal"/>
     <w:next w:val="BodyText"/>
     <w:qFormat/>
@@ -1174,7 +1274,7 @@
   </w:style>
   <w:style w:type="paragraph" w:styleId="Title">
     <w:name w:val="Title"/>
-    <w:basedOn w:val="user1"/>
+    <w:basedOn w:val="Style8"/>
     <w:next w:val="BodyText"/>
     <w:qFormat/>
     <w:pPr>
@@ -1187,15 +1287,15 @@
       <w:szCs w:val="56"/>
     </w:rPr>
   </w:style>
-  <w:style w:type="paragraph" w:styleId="10user">
-    <w:name w:val="Заголовок 10 (user)"/>
-    <w:basedOn w:val="user1"/>
+  <w:style w:type="paragraph" w:styleId="10">
+    <w:name w:val="Заголовок 10"/>
+    <w:basedOn w:val="Style8"/>
     <w:next w:val="BodyText"/>
     <w:qFormat/>
     <w:pPr>
       <w:numPr>
         <w:ilvl w:val="8"/>
-        <w:numId w:val="1"/>
+        <w:numId w:val="2"/>
       </w:numPr>
       <w:spacing w:before="60" w:after="60"/>
       <w:outlineLvl w:val="8"/>
@@ -1207,8 +1307,8 @@
       <w:szCs w:val="18"/>
     </w:rPr>
   </w:style>
-  <w:style w:type="paragraph" w:styleId="user4">
-    <w:name w:val="Блочная цитата (user)"/>
+  <w:style w:type="paragraph" w:styleId="Style11">
+    <w:name w:val="Блочная цитата"/>
     <w:basedOn w:val="Normal"/>
     <w:qFormat/>
     <w:pPr>
@@ -1217,18 +1317,18 @@
     </w:pPr>
     <w:rPr/>
   </w:style>
-  <w:style w:type="paragraph" w:styleId="user5">
-    <w:name w:val="Заголовок списка (user)"/>
+  <w:style w:type="paragraph" w:styleId="Style12">
+    <w:name w:val="Заголовок списка"/>
     <w:basedOn w:val="Normal"/>
-    <w:next w:val="user6"/>
+    <w:next w:val="Style13"/>
     <w:qFormat/>
     <w:pPr>
       <w:ind w:start="0"/>
     </w:pPr>
     <w:rPr/>
   </w:style>
-  <w:style w:type="paragraph" w:styleId="user6">
-    <w:name w:val="Содержимое списка (user)"/>
+  <w:style w:type="paragraph" w:styleId="Style13">
+    <w:name w:val="Содержимое списка"/>
     <w:basedOn w:val="Normal"/>
     <w:qFormat/>
     <w:pPr>
